--- a/2. Second_Semester/2. Software Testing/Class_Test-01.docx
+++ b/2. Second_Semester/2. Software Testing/Class_Test-01.docx
@@ -39,10 +39,7 @@
         </w:rPr>
       </w:pPr>
       <w:r>
-        <w:t>Software is a program that enables a computer to perform a specific task.</w:t>
-      </w:r>
-      <w:r>
-        <w:t xml:space="preserve"> </w:t>
+        <w:t xml:space="preserve">Software is a program that enables a computer to perform a specific task. </w:t>
       </w:r>
       <w:r>
         <w:rPr>
@@ -544,39 +541,7 @@
           <w:sz w:val="24"/>
           <w:szCs w:val="24"/>
         </w:rPr>
-        <w:t>Software testing is a process</w:t>
-      </w:r>
-      <w:r>
-        <w:rPr>
-          <w:b w:val="0"/>
-          <w:sz w:val="24"/>
-          <w:szCs w:val="24"/>
-        </w:rPr>
-        <w:t xml:space="preserve"> of</w:t>
-      </w:r>
-      <w:r>
-        <w:rPr>
-          <w:b w:val="0"/>
-          <w:sz w:val="24"/>
-          <w:szCs w:val="24"/>
-        </w:rPr>
-        <w:t xml:space="preserve"> checking</w:t>
-      </w:r>
-      <w:r>
-        <w:rPr>
-          <w:b w:val="0"/>
-          <w:sz w:val="24"/>
-          <w:szCs w:val="24"/>
-        </w:rPr>
-        <w:t xml:space="preserve"> and evaluating</w:t>
-      </w:r>
-      <w:r>
-        <w:rPr>
-          <w:b w:val="0"/>
-          <w:sz w:val="24"/>
-          <w:szCs w:val="24"/>
-        </w:rPr>
-        <w:t xml:space="preserve"> the functionality of a software application with an intent to find whether the developed software met the specified requirements or not and to identify the defects to ensure that the product is defect free in order to produce the quality product.</w:t>
+        <w:t>Software testing is a process of checking and evaluating the functionality of a software application with an intent to find whether the developed software met the specified requirements or not and to identify the defects to ensure that the product is defect free in order to produce the quality product.</w:t>
       </w:r>
     </w:p>
     <w:p>
@@ -626,8 +591,6 @@
       </w:r>
       <w:r>
         <w:br/>
-      </w:r>
-      <w:r>
         <w:t>Quality software refers to a software which is reasonably bug or defect free, is delivered in time and within the specified budget, meets the requirements and/or expectations, and is maintainable.</w:t>
       </w:r>
     </w:p>
@@ -755,13 +718,8 @@
         <w:br/>
       </w:r>
       <w:r>
-        <w:t>Software Quality</w:t>
-      </w:r>
-      <w:r>
-        <w:t xml:space="preserve"> </w:t>
-      </w:r>
-      <w:bookmarkStart w:id="0" w:name="_GoBack"/>
-      <w:bookmarkEnd w:id="0"/>
+        <w:t xml:space="preserve">Software Quality </w:t>
+      </w:r>
       <w:r>
         <w:t>Assurance (SQA) is a set of activities to ensure the quality in software engineering processes that ultimately result in quality software products. The activities establish and evaluate the processes that produce products. It involves process-focused action.</w:t>
       </w:r>
@@ -770,13 +728,6 @@
       <w:pPr>
         <w:spacing w:before="100" w:beforeAutospacing="1" w:after="100" w:afterAutospacing="1" w:line="240" w:lineRule="auto"/>
         <w:outlineLvl w:val="1"/>
-        <w:rPr>
-          <w:rFonts w:ascii="Times New Roman" w:eastAsia="Times New Roman" w:hAnsi="Times New Roman" w:cs="Times New Roman"/>
-          <w:b/>
-          <w:bCs/>
-          <w:sz w:val="32"/>
-          <w:szCs w:val="32"/>
-        </w:rPr>
       </w:pPr>
       <w:r>
         <w:rPr>
@@ -800,11 +751,912 @@
         <w:br/>
       </w:r>
       <w:r>
-        <w:t>Software Quality Control (SQC) is a set of activities to ensure the quality in software products. These activities focus on determining the defects in the actual products produced. It involves product-focused action.</w:t>
-      </w:r>
-      <w:r>
+        <w:t xml:space="preserve">Software Quality Control (SQC) is a set of activities to ensure the quality in software products. These activities focus on determining the defects in the actual products produced. It involves product-focused action. </w:t>
+      </w:r>
+    </w:p>
+    <w:p>
+      <w:pPr>
+        <w:spacing w:before="100" w:beforeAutospacing="1" w:after="100" w:afterAutospacing="1" w:line="240" w:lineRule="auto"/>
+        <w:outlineLvl w:val="0"/>
+        <w:rPr>
+          <w:rFonts w:ascii="Times New Roman" w:eastAsia="Times New Roman" w:hAnsi="Times New Roman" w:cs="Times New Roman"/>
+          <w:b/>
+          <w:bCs/>
+          <w:color w:val="FF0000"/>
+          <w:kern w:val="36"/>
+          <w:sz w:val="32"/>
+          <w:szCs w:val="32"/>
+        </w:rPr>
+      </w:pPr>
+      <w:r>
+        <w:rPr>
+          <w:rFonts w:ascii="Times New Roman" w:eastAsia="Times New Roman" w:hAnsi="Times New Roman" w:cs="Times New Roman"/>
+          <w:b/>
+          <w:bCs/>
+          <w:color w:val="FF0000"/>
+          <w:kern w:val="36"/>
+          <w:sz w:val="32"/>
+          <w:szCs w:val="32"/>
+        </w:rPr>
+        <w:t>T</w:t>
+      </w:r>
+      <w:r>
+        <w:rPr>
+          <w:rFonts w:ascii="Times New Roman" w:eastAsia="Times New Roman" w:hAnsi="Times New Roman" w:cs="Times New Roman"/>
+          <w:b/>
+          <w:bCs/>
+          <w:color w:val="FF0000"/>
+          <w:kern w:val="36"/>
+          <w:sz w:val="32"/>
+          <w:szCs w:val="32"/>
+        </w:rPr>
+        <w:t>he Software Quality Challenges</w:t>
+      </w:r>
+    </w:p>
+    <w:p>
+      <w:pPr>
+        <w:spacing w:before="100" w:beforeAutospacing="1" w:after="100" w:afterAutospacing="1" w:line="240" w:lineRule="auto"/>
+        <w:rPr>
+          <w:rFonts w:ascii="Times New Roman" w:eastAsia="Times New Roman" w:hAnsi="Times New Roman" w:cs="Times New Roman"/>
+          <w:sz w:val="24"/>
+          <w:szCs w:val="24"/>
+        </w:rPr>
+      </w:pPr>
+      <w:r>
+        <w:rPr>
+          <w:rFonts w:ascii="Times New Roman" w:eastAsia="Times New Roman" w:hAnsi="Times New Roman" w:cs="Times New Roman"/>
+          <w:sz w:val="24"/>
+          <w:szCs w:val="24"/>
+        </w:rPr>
+        <w:t>In the software industry, developers can never guarantee that software is completely free from defects. This is different from many industrial products. The main reasons are:</w:t>
+      </w:r>
+    </w:p>
+    <w:p>
+      <w:pPr>
+        <w:spacing w:before="100" w:beforeAutospacing="1" w:after="100" w:afterAutospacing="1" w:line="240" w:lineRule="auto"/>
+        <w:outlineLvl w:val="2"/>
+        <w:rPr>
+          <w:rFonts w:ascii="Times New Roman" w:eastAsia="Times New Roman" w:hAnsi="Times New Roman" w:cs="Times New Roman"/>
+          <w:b/>
+          <w:bCs/>
+          <w:sz w:val="27"/>
+          <w:szCs w:val="27"/>
+        </w:rPr>
+      </w:pPr>
+      <w:r>
+        <w:rPr>
+          <w:rFonts w:ascii="Times New Roman" w:eastAsia="Times New Roman" w:hAnsi="Times New Roman" w:cs="Times New Roman"/>
+          <w:b/>
+          <w:bCs/>
+          <w:sz w:val="27"/>
+          <w:szCs w:val="27"/>
+        </w:rPr>
+        <w:t>1. Product Complexity</w:t>
+      </w:r>
+    </w:p>
+    <w:p>
+      <w:pPr>
+        <w:spacing w:before="100" w:beforeAutospacing="1" w:after="100" w:afterAutospacing="1" w:line="240" w:lineRule="auto"/>
+        <w:rPr>
+          <w:rFonts w:ascii="Times New Roman" w:eastAsia="Times New Roman" w:hAnsi="Times New Roman" w:cs="Times New Roman"/>
+          <w:sz w:val="24"/>
+          <w:szCs w:val="24"/>
+        </w:rPr>
+      </w:pPr>
+      <w:r>
+        <w:rPr>
+          <w:rFonts w:ascii="Times New Roman" w:eastAsia="Times New Roman" w:hAnsi="Times New Roman" w:cs="Times New Roman"/>
+          <w:sz w:val="24"/>
+          <w:szCs w:val="24"/>
+        </w:rPr>
+        <w:lastRenderedPageBreak/>
+        <w:t xml:space="preserve">Software is highly complex because it can have </w:t>
+      </w:r>
+      <w:r>
+        <w:rPr>
+          <w:rFonts w:ascii="Times New Roman" w:eastAsia="Times New Roman" w:hAnsi="Times New Roman" w:cs="Times New Roman"/>
+          <w:b/>
+          <w:bCs/>
+          <w:sz w:val="24"/>
+          <w:szCs w:val="24"/>
+        </w:rPr>
+        <w:t>millions of possible operations and combinations</w:t>
+      </w:r>
+      <w:r>
+        <w:rPr>
+          <w:rFonts w:ascii="Times New Roman" w:eastAsia="Times New Roman" w:hAnsi="Times New Roman" w:cs="Times New Roman"/>
+          <w:sz w:val="24"/>
+          <w:szCs w:val="24"/>
+        </w:rPr>
+        <w:t>.</w:t>
+      </w:r>
+    </w:p>
+    <w:p>
+      <w:pPr>
+        <w:numPr>
+          <w:ilvl w:val="0"/>
+          <w:numId w:val="2"/>
+        </w:numPr>
+        <w:spacing w:before="100" w:beforeAutospacing="1" w:after="100" w:afterAutospacing="1" w:line="240" w:lineRule="auto"/>
+        <w:rPr>
+          <w:rFonts w:ascii="Times New Roman" w:eastAsia="Times New Roman" w:hAnsi="Times New Roman" w:cs="Times New Roman"/>
+          <w:sz w:val="24"/>
+          <w:szCs w:val="24"/>
+        </w:rPr>
+      </w:pPr>
+      <w:r>
+        <w:rPr>
+          <w:rFonts w:ascii="Times New Roman" w:eastAsia="Times New Roman" w:hAnsi="Times New Roman" w:cs="Times New Roman"/>
+          <w:sz w:val="24"/>
+          <w:szCs w:val="24"/>
+        </w:rPr>
+        <w:t xml:space="preserve">Industrial products usually have only a few thousand operating modes. </w:t>
+      </w:r>
+    </w:p>
+    <w:p>
+      <w:pPr>
+        <w:numPr>
+          <w:ilvl w:val="0"/>
+          <w:numId w:val="2"/>
+        </w:numPr>
+        <w:spacing w:before="100" w:beforeAutospacing="1" w:after="100" w:afterAutospacing="1" w:line="240" w:lineRule="auto"/>
+        <w:rPr>
+          <w:rFonts w:ascii="Times New Roman" w:eastAsia="Times New Roman" w:hAnsi="Times New Roman" w:cs="Times New Roman"/>
+          <w:sz w:val="24"/>
+          <w:szCs w:val="24"/>
+        </w:rPr>
+      </w:pPr>
+      <w:r>
+        <w:rPr>
+          <w:rFonts w:ascii="Times New Roman" w:eastAsia="Times New Roman" w:hAnsi="Times New Roman" w:cs="Times New Roman"/>
+          <w:sz w:val="24"/>
+          <w:szCs w:val="24"/>
+        </w:rPr>
+        <w:t xml:space="preserve">Software can perform millions of different operations. </w:t>
+      </w:r>
+    </w:p>
+    <w:p>
+      <w:pPr>
+        <w:numPr>
+          <w:ilvl w:val="0"/>
+          <w:numId w:val="2"/>
+        </w:numPr>
+        <w:spacing w:before="100" w:beforeAutospacing="1" w:after="100" w:afterAutospacing="1" w:line="240" w:lineRule="auto"/>
+        <w:rPr>
+          <w:rFonts w:ascii="Times New Roman" w:eastAsia="Times New Roman" w:hAnsi="Times New Roman" w:cs="Times New Roman"/>
+          <w:sz w:val="24"/>
+          <w:szCs w:val="24"/>
+        </w:rPr>
+      </w:pPr>
+      <w:r>
+        <w:rPr>
+          <w:rFonts w:ascii="Times New Roman" w:eastAsia="Times New Roman" w:hAnsi="Times New Roman" w:cs="Times New Roman"/>
+          <w:sz w:val="24"/>
+          <w:szCs w:val="24"/>
+        </w:rPr>
+        <w:t xml:space="preserve">Testing every possible situation is almost impossible. </w:t>
+      </w:r>
+    </w:p>
+    <w:p>
+      <w:pPr>
+        <w:spacing w:before="100" w:beforeAutospacing="1" w:after="100" w:afterAutospacing="1" w:line="240" w:lineRule="auto"/>
+        <w:rPr>
+          <w:rFonts w:ascii="Times New Roman" w:eastAsia="Times New Roman" w:hAnsi="Times New Roman" w:cs="Times New Roman"/>
+          <w:sz w:val="24"/>
+          <w:szCs w:val="24"/>
+        </w:rPr>
+      </w:pPr>
+      <w:r>
+        <w:rPr>
+          <w:rFonts w:ascii="Times New Roman" w:eastAsia="Times New Roman" w:hAnsi="Times New Roman" w:cs="Times New Roman"/>
+          <w:b/>
+          <w:bCs/>
+          <w:sz w:val="24"/>
+          <w:szCs w:val="24"/>
+        </w:rPr>
+        <w:t>Easy Point:</w:t>
+      </w:r>
+      <w:r>
+        <w:rPr>
+          <w:rFonts w:ascii="Times New Roman" w:eastAsia="Times New Roman" w:hAnsi="Times New Roman" w:cs="Times New Roman"/>
+          <w:sz w:val="24"/>
+          <w:szCs w:val="24"/>
+        </w:rPr>
+        <w:br/>
+      </w:r>
+      <w:r>
+        <w:rPr>
+          <w:rFonts w:ascii="Segoe UI Symbol" w:eastAsia="Times New Roman" w:hAnsi="Segoe UI Symbol" w:cs="Segoe UI Symbol"/>
+          <w:sz w:val="24"/>
+          <w:szCs w:val="24"/>
+        </w:rPr>
+        <w:t>👉</w:t>
+      </w:r>
+      <w:r>
+        <w:rPr>
+          <w:rFonts w:ascii="Times New Roman" w:eastAsia="Times New Roman" w:hAnsi="Times New Roman" w:cs="Times New Roman"/>
+          <w:sz w:val="24"/>
+          <w:szCs w:val="24"/>
+        </w:rPr>
         <w:t xml:space="preserve"> </w:t>
       </w:r>
+      <w:r>
+        <w:rPr>
+          <w:rFonts w:ascii="Times New Roman" w:eastAsia="Times New Roman" w:hAnsi="Times New Roman" w:cs="Times New Roman"/>
+          <w:i/>
+          <w:iCs/>
+          <w:sz w:val="24"/>
+          <w:szCs w:val="24"/>
+        </w:rPr>
+        <w:t>Software is very complex because it has millions of operational possibilities.</w:t>
+      </w:r>
+    </w:p>
+    <w:p>
+      <w:pPr>
+        <w:spacing w:before="100" w:beforeAutospacing="1" w:after="100" w:afterAutospacing="1" w:line="240" w:lineRule="auto"/>
+        <w:outlineLvl w:val="2"/>
+        <w:rPr>
+          <w:rFonts w:ascii="Times New Roman" w:eastAsia="Times New Roman" w:hAnsi="Times New Roman" w:cs="Times New Roman"/>
+          <w:b/>
+          <w:bCs/>
+          <w:sz w:val="27"/>
+          <w:szCs w:val="27"/>
+        </w:rPr>
+      </w:pPr>
+      <w:r>
+        <w:rPr>
+          <w:rFonts w:ascii="Times New Roman" w:eastAsia="Times New Roman" w:hAnsi="Times New Roman" w:cs="Times New Roman"/>
+          <w:b/>
+          <w:bCs/>
+          <w:sz w:val="27"/>
+          <w:szCs w:val="27"/>
+        </w:rPr>
+        <w:t>2. Product Visibility</w:t>
+      </w:r>
+    </w:p>
+    <w:p>
+      <w:pPr>
+        <w:spacing w:before="100" w:beforeAutospacing="1" w:after="100" w:afterAutospacing="1" w:line="240" w:lineRule="auto"/>
+        <w:rPr>
+          <w:rFonts w:ascii="Times New Roman" w:eastAsia="Times New Roman" w:hAnsi="Times New Roman" w:cs="Times New Roman"/>
+          <w:sz w:val="24"/>
+          <w:szCs w:val="24"/>
+        </w:rPr>
+      </w:pPr>
+      <w:r>
+        <w:rPr>
+          <w:rFonts w:ascii="Times New Roman" w:eastAsia="Times New Roman" w:hAnsi="Times New Roman" w:cs="Times New Roman"/>
+          <w:sz w:val="24"/>
+          <w:szCs w:val="24"/>
+        </w:rPr>
+        <w:t xml:space="preserve">Software is </w:t>
+      </w:r>
+      <w:r>
+        <w:rPr>
+          <w:rFonts w:ascii="Times New Roman" w:eastAsia="Times New Roman" w:hAnsi="Times New Roman" w:cs="Times New Roman"/>
+          <w:b/>
+          <w:bCs/>
+          <w:sz w:val="24"/>
+          <w:szCs w:val="24"/>
+        </w:rPr>
+        <w:t>invisible</w:t>
+      </w:r>
+      <w:r>
+        <w:rPr>
+          <w:rFonts w:ascii="Times New Roman" w:eastAsia="Times New Roman" w:hAnsi="Times New Roman" w:cs="Times New Roman"/>
+          <w:sz w:val="24"/>
+          <w:szCs w:val="24"/>
+        </w:rPr>
+        <w:t>, while industrial products are visible.</w:t>
+      </w:r>
+    </w:p>
+    <w:p>
+      <w:pPr>
+        <w:numPr>
+          <w:ilvl w:val="0"/>
+          <w:numId w:val="3"/>
+        </w:numPr>
+        <w:spacing w:before="100" w:beforeAutospacing="1" w:after="100" w:afterAutospacing="1" w:line="240" w:lineRule="auto"/>
+        <w:rPr>
+          <w:rFonts w:ascii="Times New Roman" w:eastAsia="Times New Roman" w:hAnsi="Times New Roman" w:cs="Times New Roman"/>
+          <w:sz w:val="24"/>
+          <w:szCs w:val="24"/>
+        </w:rPr>
+      </w:pPr>
+      <w:r>
+        <w:rPr>
+          <w:rFonts w:ascii="Times New Roman" w:eastAsia="Times New Roman" w:hAnsi="Times New Roman" w:cs="Times New Roman"/>
+          <w:sz w:val="24"/>
+          <w:szCs w:val="24"/>
+        </w:rPr>
+        <w:t xml:space="preserve">Defects in industrial products can often be seen during manufacturing. </w:t>
+      </w:r>
+    </w:p>
+    <w:p>
+      <w:pPr>
+        <w:numPr>
+          <w:ilvl w:val="0"/>
+          <w:numId w:val="3"/>
+        </w:numPr>
+        <w:spacing w:before="100" w:beforeAutospacing="1" w:after="100" w:afterAutospacing="1" w:line="240" w:lineRule="auto"/>
+        <w:rPr>
+          <w:rFonts w:ascii="Times New Roman" w:eastAsia="Times New Roman" w:hAnsi="Times New Roman" w:cs="Times New Roman"/>
+          <w:sz w:val="24"/>
+          <w:szCs w:val="24"/>
+        </w:rPr>
+      </w:pPr>
+      <w:r>
+        <w:rPr>
+          <w:rFonts w:ascii="Times New Roman" w:eastAsia="Times New Roman" w:hAnsi="Times New Roman" w:cs="Times New Roman"/>
+          <w:sz w:val="24"/>
+          <w:szCs w:val="24"/>
+        </w:rPr>
+        <w:t xml:space="preserve">Missing or damaged parts can be detected easily. </w:t>
+      </w:r>
+    </w:p>
+    <w:p>
+      <w:pPr>
+        <w:numPr>
+          <w:ilvl w:val="0"/>
+          <w:numId w:val="3"/>
+        </w:numPr>
+        <w:spacing w:before="100" w:beforeAutospacing="1" w:after="100" w:afterAutospacing="1" w:line="240" w:lineRule="auto"/>
+        <w:rPr>
+          <w:rFonts w:ascii="Times New Roman" w:eastAsia="Times New Roman" w:hAnsi="Times New Roman" w:cs="Times New Roman"/>
+          <w:sz w:val="24"/>
+          <w:szCs w:val="24"/>
+        </w:rPr>
+      </w:pPr>
+      <w:r>
+        <w:rPr>
+          <w:rFonts w:ascii="Times New Roman" w:eastAsia="Times New Roman" w:hAnsi="Times New Roman" w:cs="Times New Roman"/>
+          <w:sz w:val="24"/>
+          <w:szCs w:val="24"/>
+        </w:rPr>
+        <w:t xml:space="preserve">Software defects cannot be seen directly because software is stored as code or digital files. </w:t>
+      </w:r>
+    </w:p>
+    <w:p>
+      <w:pPr>
+        <w:spacing w:before="100" w:beforeAutospacing="1" w:after="100" w:afterAutospacing="1" w:line="240" w:lineRule="auto"/>
+        <w:rPr>
+          <w:rFonts w:ascii="Times New Roman" w:eastAsia="Times New Roman" w:hAnsi="Times New Roman" w:cs="Times New Roman"/>
+          <w:sz w:val="24"/>
+          <w:szCs w:val="24"/>
+        </w:rPr>
+      </w:pPr>
+      <w:r>
+        <w:rPr>
+          <w:rFonts w:ascii="Times New Roman" w:eastAsia="Times New Roman" w:hAnsi="Times New Roman" w:cs="Times New Roman"/>
+          <w:b/>
+          <w:bCs/>
+          <w:sz w:val="24"/>
+          <w:szCs w:val="24"/>
+        </w:rPr>
+        <w:t>Easy Point:</w:t>
+      </w:r>
+      <w:r>
+        <w:rPr>
+          <w:rFonts w:ascii="Times New Roman" w:eastAsia="Times New Roman" w:hAnsi="Times New Roman" w:cs="Times New Roman"/>
+          <w:sz w:val="24"/>
+          <w:szCs w:val="24"/>
+        </w:rPr>
+        <w:br/>
+      </w:r>
+      <w:r>
+        <w:rPr>
+          <w:rFonts w:ascii="Segoe UI Symbol" w:eastAsia="Times New Roman" w:hAnsi="Segoe UI Symbol" w:cs="Segoe UI Symbol"/>
+          <w:sz w:val="24"/>
+          <w:szCs w:val="24"/>
+        </w:rPr>
+        <w:t>👉</w:t>
+      </w:r>
+      <w:r>
+        <w:rPr>
+          <w:rFonts w:ascii="Times New Roman" w:eastAsia="Times New Roman" w:hAnsi="Times New Roman" w:cs="Times New Roman"/>
+          <w:sz w:val="24"/>
+          <w:szCs w:val="24"/>
+        </w:rPr>
+        <w:t xml:space="preserve"> </w:t>
+      </w:r>
+      <w:r>
+        <w:rPr>
+          <w:rFonts w:ascii="Times New Roman" w:eastAsia="Times New Roman" w:hAnsi="Times New Roman" w:cs="Times New Roman"/>
+          <w:i/>
+          <w:iCs/>
+          <w:sz w:val="24"/>
+          <w:szCs w:val="24"/>
+        </w:rPr>
+        <w:t>Software defects are invisible and difficult to detect.</w:t>
+      </w:r>
+    </w:p>
+    <w:p>
+      <w:pPr>
+        <w:spacing w:before="100" w:beforeAutospacing="1" w:after="100" w:afterAutospacing="1" w:line="240" w:lineRule="auto"/>
+        <w:outlineLvl w:val="1"/>
+        <w:rPr>
+          <w:rFonts w:ascii="Times New Roman" w:eastAsia="Times New Roman" w:hAnsi="Times New Roman" w:cs="Times New Roman"/>
+          <w:b/>
+          <w:bCs/>
+          <w:sz w:val="36"/>
+          <w:szCs w:val="36"/>
+        </w:rPr>
+      </w:pPr>
+      <w:r>
+        <w:rPr>
+          <w:rFonts w:ascii="Times New Roman" w:eastAsia="Times New Roman" w:hAnsi="Times New Roman" w:cs="Times New Roman"/>
+          <w:b/>
+          <w:bCs/>
+          <w:sz w:val="36"/>
+          <w:szCs w:val="36"/>
+        </w:rPr>
+        <w:t>Conclusion</w:t>
+      </w:r>
+    </w:p>
+    <w:p>
+      <w:pPr>
+        <w:spacing w:before="100" w:beforeAutospacing="1" w:after="100" w:afterAutospacing="1" w:line="240" w:lineRule="auto"/>
+        <w:rPr>
+          <w:rFonts w:ascii="Times New Roman" w:eastAsia="Times New Roman" w:hAnsi="Times New Roman" w:cs="Times New Roman"/>
+          <w:sz w:val="24"/>
+          <w:szCs w:val="24"/>
+        </w:rPr>
+      </w:pPr>
+      <w:r>
+        <w:rPr>
+          <w:rFonts w:ascii="Times New Roman" w:eastAsia="Times New Roman" w:hAnsi="Times New Roman" w:cs="Times New Roman"/>
+          <w:sz w:val="24"/>
+          <w:szCs w:val="24"/>
+        </w:rPr>
+        <w:t xml:space="preserve">Because of </w:t>
+      </w:r>
+      <w:r>
+        <w:rPr>
+          <w:rFonts w:ascii="Times New Roman" w:eastAsia="Times New Roman" w:hAnsi="Times New Roman" w:cs="Times New Roman"/>
+          <w:b/>
+          <w:bCs/>
+          <w:sz w:val="24"/>
+          <w:szCs w:val="24"/>
+        </w:rPr>
+        <w:t>high complexity</w:t>
+      </w:r>
+      <w:r>
+        <w:rPr>
+          <w:rFonts w:ascii="Times New Roman" w:eastAsia="Times New Roman" w:hAnsi="Times New Roman" w:cs="Times New Roman"/>
+          <w:sz w:val="24"/>
+          <w:szCs w:val="24"/>
+        </w:rPr>
+        <w:t xml:space="preserve"> and </w:t>
+      </w:r>
+      <w:r>
+        <w:rPr>
+          <w:rFonts w:ascii="Times New Roman" w:eastAsia="Times New Roman" w:hAnsi="Times New Roman" w:cs="Times New Roman"/>
+          <w:b/>
+          <w:bCs/>
+          <w:sz w:val="24"/>
+          <w:szCs w:val="24"/>
+        </w:rPr>
+        <w:t>low visibility</w:t>
+      </w:r>
+      <w:r>
+        <w:rPr>
+          <w:rFonts w:ascii="Times New Roman" w:eastAsia="Times New Roman" w:hAnsi="Times New Roman" w:cs="Times New Roman"/>
+          <w:sz w:val="24"/>
+          <w:szCs w:val="24"/>
+        </w:rPr>
+        <w:t>, ensuring software quality is a major challenge in the software industry.</w:t>
+      </w:r>
+      <w:bookmarkStart w:id="0" w:name="_GoBack"/>
+      <w:bookmarkEnd w:id="0"/>
+    </w:p>
+    <w:p>
+      <w:pPr>
+        <w:spacing w:before="100" w:beforeAutospacing="1" w:after="100" w:afterAutospacing="1" w:line="240" w:lineRule="auto"/>
+        <w:rPr>
+          <w:b/>
+          <w:color w:val="FF0000"/>
+          <w:sz w:val="28"/>
+          <w:szCs w:val="28"/>
+        </w:rPr>
+      </w:pPr>
+      <w:r>
+        <w:rPr>
+          <w:b/>
+          <w:color w:val="FF0000"/>
+          <w:sz w:val="28"/>
+          <w:szCs w:val="28"/>
+        </w:rPr>
+        <w:t xml:space="preserve">Software Products </w:t>
+      </w:r>
+      <w:proofErr w:type="gramStart"/>
+      <w:r>
+        <w:rPr>
+          <w:b/>
+          <w:color w:val="FF0000"/>
+          <w:sz w:val="28"/>
+          <w:szCs w:val="28"/>
+        </w:rPr>
+        <w:t>vs</w:t>
+      </w:r>
+      <w:proofErr w:type="gramEnd"/>
+      <w:r>
+        <w:rPr>
+          <w:b/>
+          <w:color w:val="FF0000"/>
+          <w:sz w:val="28"/>
+          <w:szCs w:val="28"/>
+        </w:rPr>
+        <w:t xml:space="preserve"> Industrial Products</w:t>
+      </w:r>
+    </w:p>
+    <w:tbl>
+      <w:tblPr>
+        <w:tblW w:w="0" w:type="auto"/>
+        <w:tblCellSpacing w:w="15" w:type="dxa"/>
+        <w:tblCellMar>
+          <w:top w:w="15" w:type="dxa"/>
+          <w:left w:w="15" w:type="dxa"/>
+          <w:bottom w:w="15" w:type="dxa"/>
+          <w:right w:w="15" w:type="dxa"/>
+        </w:tblCellMar>
+        <w:tblLook w:val="04A0" w:firstRow="1" w:lastRow="0" w:firstColumn="1" w:lastColumn="0" w:noHBand="0" w:noVBand="1"/>
+      </w:tblPr>
+      <w:tblGrid>
+        <w:gridCol w:w="2299"/>
+        <w:gridCol w:w="2934"/>
+        <w:gridCol w:w="4127"/>
+      </w:tblGrid>
+      <w:tr>
+        <w:trPr>
+          <w:tblHeader/>
+          <w:tblCellSpacing w:w="15" w:type="dxa"/>
+        </w:trPr>
+        <w:tc>
+          <w:tcPr>
+            <w:tcW w:w="0" w:type="auto"/>
+            <w:vAlign w:val="center"/>
+            <w:hideMark/>
+          </w:tcPr>
+          <w:p>
+            <w:pPr>
+              <w:spacing w:after="0" w:line="240" w:lineRule="auto"/>
+              <w:rPr>
+                <w:rFonts w:ascii="Times New Roman" w:eastAsia="Times New Roman" w:hAnsi="Times New Roman" w:cs="Times New Roman"/>
+                <w:b/>
+                <w:bCs/>
+                <w:sz w:val="24"/>
+                <w:szCs w:val="24"/>
+              </w:rPr>
+            </w:pPr>
+            <w:r>
+              <w:rPr>
+                <w:rFonts w:ascii="Times New Roman" w:eastAsia="Times New Roman" w:hAnsi="Times New Roman" w:cs="Times New Roman"/>
+                <w:b/>
+                <w:bCs/>
+                <w:sz w:val="24"/>
+                <w:szCs w:val="24"/>
+              </w:rPr>
+              <w:t>Characteristic</w:t>
+            </w:r>
+          </w:p>
+        </w:tc>
+        <w:tc>
+          <w:tcPr>
+            <w:tcW w:w="0" w:type="auto"/>
+            <w:vAlign w:val="center"/>
+            <w:hideMark/>
+          </w:tcPr>
+          <w:p>
+            <w:pPr>
+              <w:spacing w:after="0" w:line="240" w:lineRule="auto"/>
+              <w:rPr>
+                <w:rFonts w:ascii="Times New Roman" w:eastAsia="Times New Roman" w:hAnsi="Times New Roman" w:cs="Times New Roman"/>
+                <w:b/>
+                <w:bCs/>
+                <w:sz w:val="24"/>
+                <w:szCs w:val="24"/>
+              </w:rPr>
+            </w:pPr>
+            <w:r>
+              <w:rPr>
+                <w:rFonts w:ascii="Times New Roman" w:eastAsia="Times New Roman" w:hAnsi="Times New Roman" w:cs="Times New Roman"/>
+                <w:b/>
+                <w:bCs/>
+                <w:sz w:val="24"/>
+                <w:szCs w:val="24"/>
+              </w:rPr>
+              <w:t>Software Products</w:t>
+            </w:r>
+          </w:p>
+        </w:tc>
+        <w:tc>
+          <w:tcPr>
+            <w:tcW w:w="0" w:type="auto"/>
+            <w:vAlign w:val="center"/>
+            <w:hideMark/>
+          </w:tcPr>
+          <w:p>
+            <w:pPr>
+              <w:spacing w:after="0" w:line="240" w:lineRule="auto"/>
+              <w:rPr>
+                <w:rFonts w:ascii="Times New Roman" w:eastAsia="Times New Roman" w:hAnsi="Times New Roman" w:cs="Times New Roman"/>
+                <w:b/>
+                <w:bCs/>
+                <w:sz w:val="24"/>
+                <w:szCs w:val="24"/>
+              </w:rPr>
+            </w:pPr>
+            <w:r>
+              <w:rPr>
+                <w:rFonts w:ascii="Times New Roman" w:eastAsia="Times New Roman" w:hAnsi="Times New Roman" w:cs="Times New Roman"/>
+                <w:b/>
+                <w:bCs/>
+                <w:sz w:val="24"/>
+                <w:szCs w:val="24"/>
+              </w:rPr>
+              <w:t>Industrial Products</w:t>
+            </w:r>
+          </w:p>
+        </w:tc>
+      </w:tr>
+      <w:tr>
+        <w:trPr>
+          <w:tblCellSpacing w:w="15" w:type="dxa"/>
+        </w:trPr>
+        <w:tc>
+          <w:tcPr>
+            <w:tcW w:w="0" w:type="auto"/>
+            <w:vAlign w:val="center"/>
+            <w:hideMark/>
+          </w:tcPr>
+          <w:p>
+            <w:pPr>
+              <w:spacing w:after="0" w:line="240" w:lineRule="auto"/>
+              <w:rPr>
+                <w:rFonts w:ascii="Times New Roman" w:eastAsia="Times New Roman" w:hAnsi="Times New Roman" w:cs="Times New Roman"/>
+                <w:sz w:val="24"/>
+                <w:szCs w:val="24"/>
+              </w:rPr>
+            </w:pPr>
+            <w:r>
+              <w:rPr>
+                <w:rFonts w:ascii="Times New Roman" w:eastAsia="Times New Roman" w:hAnsi="Times New Roman" w:cs="Times New Roman"/>
+                <w:b/>
+                <w:bCs/>
+                <w:sz w:val="24"/>
+                <w:szCs w:val="24"/>
+              </w:rPr>
+              <w:t>Complexity</w:t>
+            </w:r>
+          </w:p>
+        </w:tc>
+        <w:tc>
+          <w:tcPr>
+            <w:tcW w:w="0" w:type="auto"/>
+            <w:vAlign w:val="center"/>
+            <w:hideMark/>
+          </w:tcPr>
+          <w:p>
+            <w:pPr>
+              <w:spacing w:after="0" w:line="240" w:lineRule="auto"/>
+              <w:rPr>
+                <w:rFonts w:ascii="Times New Roman" w:eastAsia="Times New Roman" w:hAnsi="Times New Roman" w:cs="Times New Roman"/>
+                <w:sz w:val="24"/>
+                <w:szCs w:val="24"/>
+              </w:rPr>
+            </w:pPr>
+            <w:r>
+              <w:rPr>
+                <w:rFonts w:ascii="Times New Roman" w:eastAsia="Times New Roman" w:hAnsi="Times New Roman" w:cs="Times New Roman"/>
+                <w:sz w:val="24"/>
+                <w:szCs w:val="24"/>
+              </w:rPr>
+              <w:t>Millions of operational options</w:t>
+            </w:r>
+          </w:p>
+        </w:tc>
+        <w:tc>
+          <w:tcPr>
+            <w:tcW w:w="0" w:type="auto"/>
+            <w:vAlign w:val="center"/>
+            <w:hideMark/>
+          </w:tcPr>
+          <w:p>
+            <w:pPr>
+              <w:spacing w:after="0" w:line="240" w:lineRule="auto"/>
+              <w:rPr>
+                <w:rFonts w:ascii="Times New Roman" w:eastAsia="Times New Roman" w:hAnsi="Times New Roman" w:cs="Times New Roman"/>
+                <w:sz w:val="24"/>
+                <w:szCs w:val="24"/>
+              </w:rPr>
+            </w:pPr>
+            <w:r>
+              <w:rPr>
+                <w:rFonts w:ascii="Times New Roman" w:eastAsia="Times New Roman" w:hAnsi="Times New Roman" w:cs="Times New Roman"/>
+                <w:sz w:val="24"/>
+                <w:szCs w:val="24"/>
+              </w:rPr>
+              <w:t>Thousands of operational options</w:t>
+            </w:r>
+          </w:p>
+        </w:tc>
+      </w:tr>
+      <w:tr>
+        <w:trPr>
+          <w:tblCellSpacing w:w="15" w:type="dxa"/>
+        </w:trPr>
+        <w:tc>
+          <w:tcPr>
+            <w:tcW w:w="0" w:type="auto"/>
+            <w:vAlign w:val="center"/>
+            <w:hideMark/>
+          </w:tcPr>
+          <w:p>
+            <w:pPr>
+              <w:spacing w:after="0" w:line="240" w:lineRule="auto"/>
+              <w:rPr>
+                <w:rFonts w:ascii="Times New Roman" w:eastAsia="Times New Roman" w:hAnsi="Times New Roman" w:cs="Times New Roman"/>
+                <w:sz w:val="24"/>
+                <w:szCs w:val="24"/>
+              </w:rPr>
+            </w:pPr>
+            <w:r>
+              <w:rPr>
+                <w:rFonts w:ascii="Times New Roman" w:eastAsia="Times New Roman" w:hAnsi="Times New Roman" w:cs="Times New Roman"/>
+                <w:b/>
+                <w:bCs/>
+                <w:sz w:val="24"/>
+                <w:szCs w:val="24"/>
+              </w:rPr>
+              <w:t>Visibility</w:t>
+            </w:r>
+          </w:p>
+        </w:tc>
+        <w:tc>
+          <w:tcPr>
+            <w:tcW w:w="0" w:type="auto"/>
+            <w:vAlign w:val="center"/>
+            <w:hideMark/>
+          </w:tcPr>
+          <w:p>
+            <w:pPr>
+              <w:spacing w:after="0" w:line="240" w:lineRule="auto"/>
+              <w:rPr>
+                <w:rFonts w:ascii="Times New Roman" w:eastAsia="Times New Roman" w:hAnsi="Times New Roman" w:cs="Times New Roman"/>
+                <w:sz w:val="24"/>
+                <w:szCs w:val="24"/>
+              </w:rPr>
+            </w:pPr>
+            <w:r>
+              <w:rPr>
+                <w:rFonts w:ascii="Times New Roman" w:eastAsia="Times New Roman" w:hAnsi="Times New Roman" w:cs="Times New Roman"/>
+                <w:sz w:val="24"/>
+                <w:szCs w:val="24"/>
+              </w:rPr>
+              <w:t>Invisible product; defects are difficult to detect by sight</w:t>
+            </w:r>
+          </w:p>
+        </w:tc>
+        <w:tc>
+          <w:tcPr>
+            <w:tcW w:w="0" w:type="auto"/>
+            <w:vAlign w:val="center"/>
+            <w:hideMark/>
+          </w:tcPr>
+          <w:p>
+            <w:pPr>
+              <w:spacing w:after="0" w:line="240" w:lineRule="auto"/>
+              <w:rPr>
+                <w:rFonts w:ascii="Times New Roman" w:eastAsia="Times New Roman" w:hAnsi="Times New Roman" w:cs="Times New Roman"/>
+                <w:sz w:val="24"/>
+                <w:szCs w:val="24"/>
+              </w:rPr>
+            </w:pPr>
+            <w:r>
+              <w:rPr>
+                <w:rFonts w:ascii="Times New Roman" w:eastAsia="Times New Roman" w:hAnsi="Times New Roman" w:cs="Times New Roman"/>
+                <w:sz w:val="24"/>
+                <w:szCs w:val="24"/>
+              </w:rPr>
+              <w:t>Visible product; defects can be detected easily by sight</w:t>
+            </w:r>
+          </w:p>
+        </w:tc>
+      </w:tr>
+      <w:tr>
+        <w:trPr>
+          <w:tblCellSpacing w:w="15" w:type="dxa"/>
+        </w:trPr>
+        <w:tc>
+          <w:tcPr>
+            <w:tcW w:w="0" w:type="auto"/>
+            <w:vAlign w:val="center"/>
+            <w:hideMark/>
+          </w:tcPr>
+          <w:p>
+            <w:pPr>
+              <w:spacing w:after="0" w:line="240" w:lineRule="auto"/>
+              <w:rPr>
+                <w:rFonts w:ascii="Times New Roman" w:eastAsia="Times New Roman" w:hAnsi="Times New Roman" w:cs="Times New Roman"/>
+                <w:sz w:val="24"/>
+                <w:szCs w:val="24"/>
+              </w:rPr>
+            </w:pPr>
+            <w:r>
+              <w:rPr>
+                <w:rFonts w:ascii="Times New Roman" w:eastAsia="Times New Roman" w:hAnsi="Times New Roman" w:cs="Times New Roman"/>
+                <w:b/>
+                <w:bCs/>
+                <w:sz w:val="24"/>
+                <w:szCs w:val="24"/>
+              </w:rPr>
+              <w:t>Development &amp; Production Process</w:t>
+            </w:r>
+          </w:p>
+        </w:tc>
+        <w:tc>
+          <w:tcPr>
+            <w:tcW w:w="0" w:type="auto"/>
+            <w:vAlign w:val="center"/>
+            <w:hideMark/>
+          </w:tcPr>
+          <w:p>
+            <w:pPr>
+              <w:spacing w:after="0" w:line="240" w:lineRule="auto"/>
+              <w:rPr>
+                <w:rFonts w:ascii="Times New Roman" w:eastAsia="Times New Roman" w:hAnsi="Times New Roman" w:cs="Times New Roman"/>
+                <w:sz w:val="24"/>
+                <w:szCs w:val="24"/>
+              </w:rPr>
+            </w:pPr>
+            <w:r>
+              <w:rPr>
+                <w:rFonts w:ascii="Times New Roman" w:eastAsia="Times New Roman" w:hAnsi="Times New Roman" w:cs="Times New Roman"/>
+                <w:sz w:val="24"/>
+                <w:szCs w:val="24"/>
+              </w:rPr>
+              <w:t>Defects can be detected mainly during the development phase</w:t>
+            </w:r>
+          </w:p>
+        </w:tc>
+        <w:tc>
+          <w:tcPr>
+            <w:tcW w:w="0" w:type="auto"/>
+            <w:vAlign w:val="center"/>
+            <w:hideMark/>
+          </w:tcPr>
+          <w:p>
+            <w:pPr>
+              <w:spacing w:after="0" w:line="240" w:lineRule="auto"/>
+              <w:rPr>
+                <w:rFonts w:ascii="Times New Roman" w:eastAsia="Times New Roman" w:hAnsi="Times New Roman" w:cs="Times New Roman"/>
+                <w:sz w:val="24"/>
+                <w:szCs w:val="24"/>
+              </w:rPr>
+            </w:pPr>
+            <w:r>
+              <w:rPr>
+                <w:rFonts w:ascii="Times New Roman" w:eastAsia="Times New Roman" w:hAnsi="Times New Roman" w:cs="Times New Roman"/>
+                <w:sz w:val="24"/>
+                <w:szCs w:val="24"/>
+              </w:rPr>
+              <w:t>Defects can be detected during product development, production planning, and manufacturing</w:t>
+            </w:r>
+          </w:p>
+        </w:tc>
+      </w:tr>
+    </w:tbl>
+    <w:p>
+      <w:pPr>
+        <w:spacing w:before="100" w:beforeAutospacing="1" w:after="100" w:afterAutospacing="1" w:line="240" w:lineRule="auto"/>
+        <w:rPr>
+          <w:rFonts w:ascii="Times New Roman" w:eastAsia="Times New Roman" w:hAnsi="Times New Roman" w:cs="Times New Roman"/>
+          <w:b/>
+          <w:color w:val="FF0000"/>
+          <w:sz w:val="28"/>
+          <w:szCs w:val="28"/>
+        </w:rPr>
+      </w:pPr>
     </w:p>
     <w:sectPr>
       <w:pgSz w:w="12240" w:h="15840"/>
@@ -819,6 +1671,304 @@
 <file path=word/numbering.xml><?xml version="1.0" encoding="utf-8"?>
 <w:numbering xmlns:wpc="http://schemas.microsoft.com/office/word/2010/wordprocessingCanvas" xmlns:cx="http://schemas.microsoft.com/office/drawing/2014/chartex" xmlns:mc="http://schemas.openxmlformats.org/markup-compatibility/2006" xmlns:o="urn:schemas-microsoft-com:office:office" xmlns:r="http://schemas.openxmlformats.org/officeDocument/2006/relationships" xmlns:m="http://schemas.openxmlformats.org/officeDocument/2006/math" xmlns:v="urn:schemas-microsoft-com:vml" xmlns:wp14="http://schemas.microsoft.com/office/word/2010/wordprocessingDrawing" xmlns:wp="http://schemas.openxmlformats.org/drawingml/2006/wordprocessingDrawing" xmlns:w10="urn:schemas-microsoft-com:office:word" xmlns:w="http://schemas.openxmlformats.org/wordprocessingml/2006/main" xmlns:w14="http://schemas.microsoft.com/office/word/2010/wordml" xmlns:w15="http://schemas.microsoft.com/office/word/2012/wordml" xmlns:w16se="http://schemas.microsoft.com/office/word/2015/wordml/symex" xmlns:wpg="http://schemas.microsoft.com/office/word/2010/wordprocessingGroup" xmlns:wpi="http://schemas.microsoft.com/office/word/2010/wordprocessingInk" xmlns:wne="http://schemas.microsoft.com/office/word/2006/wordml" xmlns:wps="http://schemas.microsoft.com/office/word/2010/wordprocessingShape" mc:Ignorable="w14 w15 w16se wp14">
   <w:abstractNum w:abstractNumId="0" w15:restartNumberingAfterBreak="0">
+    <w:nsid w:val="43A271B2"/>
+    <w:multiLevelType w:val="multilevel"/>
+    <w:tmpl w:val="F490EF0A"/>
+    <w:lvl w:ilvl="0">
+      <w:start w:val="1"/>
+      <w:numFmt w:val="bullet"/>
+      <w:lvlText w:val=""/>
+      <w:lvlJc w:val="left"/>
+      <w:pPr>
+        <w:tabs>
+          <w:tab w:val="num" w:pos="720"/>
+        </w:tabs>
+        <w:ind w:left="720" w:hanging="360"/>
+      </w:pPr>
+      <w:rPr>
+        <w:rFonts w:ascii="Symbol" w:hAnsi="Symbol" w:hint="default"/>
+        <w:sz w:val="20"/>
+      </w:rPr>
+    </w:lvl>
+    <w:lvl w:ilvl="1" w:tentative="1">
+      <w:start w:val="1"/>
+      <w:numFmt w:val="bullet"/>
+      <w:lvlText w:val="o"/>
+      <w:lvlJc w:val="left"/>
+      <w:pPr>
+        <w:tabs>
+          <w:tab w:val="num" w:pos="1440"/>
+        </w:tabs>
+        <w:ind w:left="1440" w:hanging="360"/>
+      </w:pPr>
+      <w:rPr>
+        <w:rFonts w:ascii="Courier New" w:hAnsi="Courier New" w:hint="default"/>
+        <w:sz w:val="20"/>
+      </w:rPr>
+    </w:lvl>
+    <w:lvl w:ilvl="2" w:tentative="1">
+      <w:start w:val="1"/>
+      <w:numFmt w:val="bullet"/>
+      <w:lvlText w:val=""/>
+      <w:lvlJc w:val="left"/>
+      <w:pPr>
+        <w:tabs>
+          <w:tab w:val="num" w:pos="2160"/>
+        </w:tabs>
+        <w:ind w:left="2160" w:hanging="360"/>
+      </w:pPr>
+      <w:rPr>
+        <w:rFonts w:ascii="Wingdings" w:hAnsi="Wingdings" w:hint="default"/>
+        <w:sz w:val="20"/>
+      </w:rPr>
+    </w:lvl>
+    <w:lvl w:ilvl="3" w:tentative="1">
+      <w:start w:val="1"/>
+      <w:numFmt w:val="bullet"/>
+      <w:lvlText w:val=""/>
+      <w:lvlJc w:val="left"/>
+      <w:pPr>
+        <w:tabs>
+          <w:tab w:val="num" w:pos="2880"/>
+        </w:tabs>
+        <w:ind w:left="2880" w:hanging="360"/>
+      </w:pPr>
+      <w:rPr>
+        <w:rFonts w:ascii="Wingdings" w:hAnsi="Wingdings" w:hint="default"/>
+        <w:sz w:val="20"/>
+      </w:rPr>
+    </w:lvl>
+    <w:lvl w:ilvl="4" w:tentative="1">
+      <w:start w:val="1"/>
+      <w:numFmt w:val="bullet"/>
+      <w:lvlText w:val=""/>
+      <w:lvlJc w:val="left"/>
+      <w:pPr>
+        <w:tabs>
+          <w:tab w:val="num" w:pos="3600"/>
+        </w:tabs>
+        <w:ind w:left="3600" w:hanging="360"/>
+      </w:pPr>
+      <w:rPr>
+        <w:rFonts w:ascii="Wingdings" w:hAnsi="Wingdings" w:hint="default"/>
+        <w:sz w:val="20"/>
+      </w:rPr>
+    </w:lvl>
+    <w:lvl w:ilvl="5" w:tentative="1">
+      <w:start w:val="1"/>
+      <w:numFmt w:val="bullet"/>
+      <w:lvlText w:val=""/>
+      <w:lvlJc w:val="left"/>
+      <w:pPr>
+        <w:tabs>
+          <w:tab w:val="num" w:pos="4320"/>
+        </w:tabs>
+        <w:ind w:left="4320" w:hanging="360"/>
+      </w:pPr>
+      <w:rPr>
+        <w:rFonts w:ascii="Wingdings" w:hAnsi="Wingdings" w:hint="default"/>
+        <w:sz w:val="20"/>
+      </w:rPr>
+    </w:lvl>
+    <w:lvl w:ilvl="6" w:tentative="1">
+      <w:start w:val="1"/>
+      <w:numFmt w:val="bullet"/>
+      <w:lvlText w:val=""/>
+      <w:lvlJc w:val="left"/>
+      <w:pPr>
+        <w:tabs>
+          <w:tab w:val="num" w:pos="5040"/>
+        </w:tabs>
+        <w:ind w:left="5040" w:hanging="360"/>
+      </w:pPr>
+      <w:rPr>
+        <w:rFonts w:ascii="Wingdings" w:hAnsi="Wingdings" w:hint="default"/>
+        <w:sz w:val="20"/>
+      </w:rPr>
+    </w:lvl>
+    <w:lvl w:ilvl="7" w:tentative="1">
+      <w:start w:val="1"/>
+      <w:numFmt w:val="bullet"/>
+      <w:lvlText w:val=""/>
+      <w:lvlJc w:val="left"/>
+      <w:pPr>
+        <w:tabs>
+          <w:tab w:val="num" w:pos="5760"/>
+        </w:tabs>
+        <w:ind w:left="5760" w:hanging="360"/>
+      </w:pPr>
+      <w:rPr>
+        <w:rFonts w:ascii="Wingdings" w:hAnsi="Wingdings" w:hint="default"/>
+        <w:sz w:val="20"/>
+      </w:rPr>
+    </w:lvl>
+    <w:lvl w:ilvl="8" w:tentative="1">
+      <w:start w:val="1"/>
+      <w:numFmt w:val="bullet"/>
+      <w:lvlText w:val=""/>
+      <w:lvlJc w:val="left"/>
+      <w:pPr>
+        <w:tabs>
+          <w:tab w:val="num" w:pos="6480"/>
+        </w:tabs>
+        <w:ind w:left="6480" w:hanging="360"/>
+      </w:pPr>
+      <w:rPr>
+        <w:rFonts w:ascii="Wingdings" w:hAnsi="Wingdings" w:hint="default"/>
+        <w:sz w:val="20"/>
+      </w:rPr>
+    </w:lvl>
+  </w:abstractNum>
+  <w:abstractNum w:abstractNumId="1" w15:restartNumberingAfterBreak="0">
+    <w:nsid w:val="44F121E3"/>
+    <w:multiLevelType w:val="multilevel"/>
+    <w:tmpl w:val="99E42666"/>
+    <w:lvl w:ilvl="0">
+      <w:start w:val="1"/>
+      <w:numFmt w:val="bullet"/>
+      <w:lvlText w:val=""/>
+      <w:lvlJc w:val="left"/>
+      <w:pPr>
+        <w:tabs>
+          <w:tab w:val="num" w:pos="720"/>
+        </w:tabs>
+        <w:ind w:left="720" w:hanging="360"/>
+      </w:pPr>
+      <w:rPr>
+        <w:rFonts w:ascii="Symbol" w:hAnsi="Symbol" w:hint="default"/>
+        <w:sz w:val="20"/>
+      </w:rPr>
+    </w:lvl>
+    <w:lvl w:ilvl="1" w:tentative="1">
+      <w:start w:val="1"/>
+      <w:numFmt w:val="bullet"/>
+      <w:lvlText w:val="o"/>
+      <w:lvlJc w:val="left"/>
+      <w:pPr>
+        <w:tabs>
+          <w:tab w:val="num" w:pos="1440"/>
+        </w:tabs>
+        <w:ind w:left="1440" w:hanging="360"/>
+      </w:pPr>
+      <w:rPr>
+        <w:rFonts w:ascii="Courier New" w:hAnsi="Courier New" w:hint="default"/>
+        <w:sz w:val="20"/>
+      </w:rPr>
+    </w:lvl>
+    <w:lvl w:ilvl="2" w:tentative="1">
+      <w:start w:val="1"/>
+      <w:numFmt w:val="bullet"/>
+      <w:lvlText w:val=""/>
+      <w:lvlJc w:val="left"/>
+      <w:pPr>
+        <w:tabs>
+          <w:tab w:val="num" w:pos="2160"/>
+        </w:tabs>
+        <w:ind w:left="2160" w:hanging="360"/>
+      </w:pPr>
+      <w:rPr>
+        <w:rFonts w:ascii="Wingdings" w:hAnsi="Wingdings" w:hint="default"/>
+        <w:sz w:val="20"/>
+      </w:rPr>
+    </w:lvl>
+    <w:lvl w:ilvl="3" w:tentative="1">
+      <w:start w:val="1"/>
+      <w:numFmt w:val="bullet"/>
+      <w:lvlText w:val=""/>
+      <w:lvlJc w:val="left"/>
+      <w:pPr>
+        <w:tabs>
+          <w:tab w:val="num" w:pos="2880"/>
+        </w:tabs>
+        <w:ind w:left="2880" w:hanging="360"/>
+      </w:pPr>
+      <w:rPr>
+        <w:rFonts w:ascii="Wingdings" w:hAnsi="Wingdings" w:hint="default"/>
+        <w:sz w:val="20"/>
+      </w:rPr>
+    </w:lvl>
+    <w:lvl w:ilvl="4" w:tentative="1">
+      <w:start w:val="1"/>
+      <w:numFmt w:val="bullet"/>
+      <w:lvlText w:val=""/>
+      <w:lvlJc w:val="left"/>
+      <w:pPr>
+        <w:tabs>
+          <w:tab w:val="num" w:pos="3600"/>
+        </w:tabs>
+        <w:ind w:left="3600" w:hanging="360"/>
+      </w:pPr>
+      <w:rPr>
+        <w:rFonts w:ascii="Wingdings" w:hAnsi="Wingdings" w:hint="default"/>
+        <w:sz w:val="20"/>
+      </w:rPr>
+    </w:lvl>
+    <w:lvl w:ilvl="5" w:tentative="1">
+      <w:start w:val="1"/>
+      <w:numFmt w:val="bullet"/>
+      <w:lvlText w:val=""/>
+      <w:lvlJc w:val="left"/>
+      <w:pPr>
+        <w:tabs>
+          <w:tab w:val="num" w:pos="4320"/>
+        </w:tabs>
+        <w:ind w:left="4320" w:hanging="360"/>
+      </w:pPr>
+      <w:rPr>
+        <w:rFonts w:ascii="Wingdings" w:hAnsi="Wingdings" w:hint="default"/>
+        <w:sz w:val="20"/>
+      </w:rPr>
+    </w:lvl>
+    <w:lvl w:ilvl="6" w:tentative="1">
+      <w:start w:val="1"/>
+      <w:numFmt w:val="bullet"/>
+      <w:lvlText w:val=""/>
+      <w:lvlJc w:val="left"/>
+      <w:pPr>
+        <w:tabs>
+          <w:tab w:val="num" w:pos="5040"/>
+        </w:tabs>
+        <w:ind w:left="5040" w:hanging="360"/>
+      </w:pPr>
+      <w:rPr>
+        <w:rFonts w:ascii="Wingdings" w:hAnsi="Wingdings" w:hint="default"/>
+        <w:sz w:val="20"/>
+      </w:rPr>
+    </w:lvl>
+    <w:lvl w:ilvl="7" w:tentative="1">
+      <w:start w:val="1"/>
+      <w:numFmt w:val="bullet"/>
+      <w:lvlText w:val=""/>
+      <w:lvlJc w:val="left"/>
+      <w:pPr>
+        <w:tabs>
+          <w:tab w:val="num" w:pos="5760"/>
+        </w:tabs>
+        <w:ind w:left="5760" w:hanging="360"/>
+      </w:pPr>
+      <w:rPr>
+        <w:rFonts w:ascii="Wingdings" w:hAnsi="Wingdings" w:hint="default"/>
+        <w:sz w:val="20"/>
+      </w:rPr>
+    </w:lvl>
+    <w:lvl w:ilvl="8" w:tentative="1">
+      <w:start w:val="1"/>
+      <w:numFmt w:val="bullet"/>
+      <w:lvlText w:val=""/>
+      <w:lvlJc w:val="left"/>
+      <w:pPr>
+        <w:tabs>
+          <w:tab w:val="num" w:pos="6480"/>
+        </w:tabs>
+        <w:ind w:left="6480" w:hanging="360"/>
+      </w:pPr>
+      <w:rPr>
+        <w:rFonts w:ascii="Wingdings" w:hAnsi="Wingdings" w:hint="default"/>
+        <w:sz w:val="20"/>
+      </w:rPr>
+    </w:lvl>
+  </w:abstractNum>
+  <w:abstractNum w:abstractNumId="2" w15:restartNumberingAfterBreak="0">
     <w:nsid w:val="48913676"/>
     <w:multiLevelType w:val="multilevel"/>
     <w:tmpl w:val="3A1A69DA"/>
@@ -967,8 +2117,130 @@
       </w:rPr>
     </w:lvl>
   </w:abstractNum>
+  <w:abstractNum w:abstractNumId="3" w15:restartNumberingAfterBreak="0">
+    <w:nsid w:val="7BE72E12"/>
+    <w:multiLevelType w:val="multilevel"/>
+    <w:tmpl w:val="52A61660"/>
+    <w:lvl w:ilvl="0">
+      <w:start w:val="1"/>
+      <w:numFmt w:val="decimal"/>
+      <w:lvlText w:val="%1."/>
+      <w:lvlJc w:val="left"/>
+      <w:pPr>
+        <w:tabs>
+          <w:tab w:val="num" w:pos="720"/>
+        </w:tabs>
+        <w:ind w:left="720" w:hanging="360"/>
+      </w:pPr>
+    </w:lvl>
+    <w:lvl w:ilvl="1" w:tentative="1">
+      <w:start w:val="1"/>
+      <w:numFmt w:val="decimal"/>
+      <w:lvlText w:val="%2."/>
+      <w:lvlJc w:val="left"/>
+      <w:pPr>
+        <w:tabs>
+          <w:tab w:val="num" w:pos="1440"/>
+        </w:tabs>
+        <w:ind w:left="1440" w:hanging="360"/>
+      </w:pPr>
+    </w:lvl>
+    <w:lvl w:ilvl="2" w:tentative="1">
+      <w:start w:val="1"/>
+      <w:numFmt w:val="decimal"/>
+      <w:lvlText w:val="%3."/>
+      <w:lvlJc w:val="left"/>
+      <w:pPr>
+        <w:tabs>
+          <w:tab w:val="num" w:pos="2160"/>
+        </w:tabs>
+        <w:ind w:left="2160" w:hanging="360"/>
+      </w:pPr>
+    </w:lvl>
+    <w:lvl w:ilvl="3" w:tentative="1">
+      <w:start w:val="1"/>
+      <w:numFmt w:val="decimal"/>
+      <w:lvlText w:val="%4."/>
+      <w:lvlJc w:val="left"/>
+      <w:pPr>
+        <w:tabs>
+          <w:tab w:val="num" w:pos="2880"/>
+        </w:tabs>
+        <w:ind w:left="2880" w:hanging="360"/>
+      </w:pPr>
+    </w:lvl>
+    <w:lvl w:ilvl="4" w:tentative="1">
+      <w:start w:val="1"/>
+      <w:numFmt w:val="decimal"/>
+      <w:lvlText w:val="%5."/>
+      <w:lvlJc w:val="left"/>
+      <w:pPr>
+        <w:tabs>
+          <w:tab w:val="num" w:pos="3600"/>
+        </w:tabs>
+        <w:ind w:left="3600" w:hanging="360"/>
+      </w:pPr>
+    </w:lvl>
+    <w:lvl w:ilvl="5" w:tentative="1">
+      <w:start w:val="1"/>
+      <w:numFmt w:val="decimal"/>
+      <w:lvlText w:val="%6."/>
+      <w:lvlJc w:val="left"/>
+      <w:pPr>
+        <w:tabs>
+          <w:tab w:val="num" w:pos="4320"/>
+        </w:tabs>
+        <w:ind w:left="4320" w:hanging="360"/>
+      </w:pPr>
+    </w:lvl>
+    <w:lvl w:ilvl="6" w:tentative="1">
+      <w:start w:val="1"/>
+      <w:numFmt w:val="decimal"/>
+      <w:lvlText w:val="%7."/>
+      <w:lvlJc w:val="left"/>
+      <w:pPr>
+        <w:tabs>
+          <w:tab w:val="num" w:pos="5040"/>
+        </w:tabs>
+        <w:ind w:left="5040" w:hanging="360"/>
+      </w:pPr>
+    </w:lvl>
+    <w:lvl w:ilvl="7" w:tentative="1">
+      <w:start w:val="1"/>
+      <w:numFmt w:val="decimal"/>
+      <w:lvlText w:val="%8."/>
+      <w:lvlJc w:val="left"/>
+      <w:pPr>
+        <w:tabs>
+          <w:tab w:val="num" w:pos="5760"/>
+        </w:tabs>
+        <w:ind w:left="5760" w:hanging="360"/>
+      </w:pPr>
+    </w:lvl>
+    <w:lvl w:ilvl="8" w:tentative="1">
+      <w:start w:val="1"/>
+      <w:numFmt w:val="decimal"/>
+      <w:lvlText w:val="%9."/>
+      <w:lvlJc w:val="left"/>
+      <w:pPr>
+        <w:tabs>
+          <w:tab w:val="num" w:pos="6480"/>
+        </w:tabs>
+        <w:ind w:left="6480" w:hanging="360"/>
+      </w:pPr>
+    </w:lvl>
+  </w:abstractNum>
   <w:num w:numId="1">
+    <w:abstractNumId w:val="2"/>
+  </w:num>
+  <w:num w:numId="2">
+    <w:abstractNumId w:val="1"/>
+  </w:num>
+  <w:num w:numId="3">
     <w:abstractNumId w:val="0"/>
+  </w:num>
+  <w:num w:numId="4">
+    <w:abstractNumId w:val="3"/>
   </w:num>
 </w:numbering>
 </file>
